--- a/CÔNG TY TNHH PHỤ KIỆN MỘC NĂM HÙNG/NamHung_TangVon/Bien_ban_hop_HDTV_OK.docx
+++ b/CÔNG TY TNHH PHỤ KIỆN MỘC NĂM HÙNG/NamHung_TangVon/Bien_ban_hop_HDTV_OK.docx
@@ -219,7 +219,13 @@
         <w:jc w:val="both"/>
       </w:pPr>
       <w:r>
-        <w:t>Địa chỉ: 63/52/12/1 Võ Văn Hát, Tổ 3, Khu phố Phước Hiệp, Phường Long Trường, Thành phố Hồ Chí Minh, Việt Nam.</w:t>
+        <w:t xml:space="preserve">Địa chỉ: </w:t>
+      </w:r>
+      <w:r>
+        <w:t>Số 63/52/12/1 đường Võ Văn Hát, khu phố 2</w:t>
+      </w:r>
+      <w:r>
+        <w:t>, Phường Long Trường, Thành phố Hồ Chí Minh, Việt Nam.</w:t>
       </w:r>
     </w:p>
     <w:p>
@@ -1872,31 +1878,7 @@
         </w:rPr>
       </w:pPr>
       <w:r>
-        <w:t xml:space="preserve">Biên bản được lập thành 03 bản, có giá trị pháp lý như nhau; công ty lưu 01 bản và mỗi thành </w:t>
-      </w:r>
-      <w:proofErr w:type="spellStart"/>
-      <w:r>
-        <w:t>viên</w:t>
-      </w:r>
-      <w:proofErr w:type="spellEnd"/>
-      <w:r>
-        <w:t xml:space="preserve"> </w:t>
-      </w:r>
-      <w:proofErr w:type="spellStart"/>
-      <w:r>
-        <w:t>giữ</w:t>
-      </w:r>
-      <w:proofErr w:type="spellEnd"/>
-      <w:r>
-        <w:t xml:space="preserve"> 01 </w:t>
-      </w:r>
-      <w:proofErr w:type="spellStart"/>
-      <w:r>
-        <w:t>bản</w:t>
-      </w:r>
-      <w:proofErr w:type="spellEnd"/>
-      <w:r>
-        <w:t>.</w:t>
+        <w:t>Biên bản được lập thành 03 bản, có giá trị pháp lý như nhau; công ty lưu 01 bản và mỗi thành viên giữ 01 bản.</w:t>
       </w:r>
     </w:p>
     <w:p>
@@ -2153,30 +2135,8 @@
               <w:rPr>
                 <w:sz w:val="24"/>
               </w:rPr>
-              <w:t xml:space="preserve">Thư ký </w:t>
+              <w:t>Thư ký cuộc họp</w:t>
             </w:r>
-            <w:proofErr w:type="spellStart"/>
-            <w:r>
-              <w:rPr>
-                <w:sz w:val="24"/>
-              </w:rPr>
-              <w:t>cuộc</w:t>
-            </w:r>
-            <w:proofErr w:type="spellEnd"/>
-            <w:r>
-              <w:rPr>
-                <w:sz w:val="24"/>
-              </w:rPr>
-              <w:t xml:space="preserve"> </w:t>
-            </w:r>
-            <w:proofErr w:type="spellStart"/>
-            <w:r>
-              <w:rPr>
-                <w:sz w:val="24"/>
-              </w:rPr>
-              <w:t>họp</w:t>
-            </w:r>
-            <w:proofErr w:type="spellEnd"/>
           </w:p>
           <w:p>
             <w:pPr>
@@ -3104,7 +3064,6 @@
   <w:style w:type="character" w:default="1" w:styleId="DefaultParagraphFont">
     <w:name w:val="Default Paragraph Font"/>
     <w:uiPriority w:val="1"/>
-    <w:semiHidden/>
     <w:unhideWhenUsed/>
   </w:style>
   <w:style w:type="table" w:default="1" w:styleId="TableNormal">

--- a/CÔNG TY TNHH PHỤ KIỆN MỘC NĂM HÙNG/NamHung_TangVon/Bien_ban_hop_HDTV_OK.docx
+++ b/CÔNG TY TNHH PHỤ KIỆN MỘC NĂM HÙNG/NamHung_TangVon/Bien_ban_hop_HDTV_OK.docx
@@ -1,6 +1,6 @@
 
 <file path=word/document.xml><?xml version="1.0" encoding="utf-8"?>
-<w:document xmlns:wpc="http://schemas.microsoft.com/office/word/2010/wordprocessingCanvas" xmlns:cx="http://schemas.microsoft.com/office/drawing/2014/chartex" xmlns:cx1="http://schemas.microsoft.com/office/drawing/2015/9/8/chartex" xmlns:cx2="http://schemas.microsoft.com/office/drawing/2015/10/21/chartex" xmlns:cx3="http://schemas.microsoft.com/office/drawing/2016/5/9/chartex" xmlns:cx4="http://schemas.microsoft.com/office/drawing/2016/5/10/chartex" xmlns:cx5="http://schemas.microsoft.com/office/drawing/2016/5/11/chartex" xmlns:cx6="http://schemas.microsoft.com/office/drawing/2016/5/12/chartex" xmlns:cx7="http://schemas.microsoft.com/office/drawing/2016/5/13/chartex" xmlns:cx8="http://schemas.microsoft.com/office/drawing/2016/5/14/chartex" xmlns:mc="http://schemas.openxmlformats.org/markup-compatibility/2006" xmlns:aink="http://schemas.microsoft.com/office/drawing/2016/ink" xmlns:am3d="http://schemas.microsoft.com/office/drawing/2017/model3d" xmlns:o="urn:schemas-microsoft-com:office:office" xmlns:oel="http://schemas.microsoft.com/office/2019/extlst" xmlns:r="http://schemas.openxmlformats.org/officeDocument/2006/relationships" xmlns:m="http://schemas.openxmlformats.org/officeDocument/2006/math" xmlns:v="urn:schemas-microsoft-com:vml" xmlns:wp14="http://schemas.microsoft.com/office/word/2010/wordprocessingDrawing" xmlns:wp="http://schemas.openxmlformats.org/drawingml/2006/wordprocessingDrawing" xmlns:w10="urn:schemas-microsoft-com:office:word" xmlns:w="http://schemas.openxmlformats.org/wordprocessingml/2006/main" xmlns:w14="http://schemas.microsoft.com/office/word/2010/wordml" xmlns:w15="http://schemas.microsoft.com/office/word/2012/wordml" xmlns:w16cex="http://schemas.microsoft.com/office/word/2018/wordml/cex" xmlns:w16cid="http://schemas.microsoft.com/office/word/2016/wordml/cid" xmlns:w16="http://schemas.microsoft.com/office/word/2018/wordml" xmlns:w16du="http://schemas.microsoft.com/office/word/2023/wordml/word16du" xmlns:w16sdtdh="http://schemas.microsoft.com/office/word/2020/wordml/sdtdatahash" xmlns:w16sdtfl="http://schemas.microsoft.com/office/word/2024/wordml/sdtformatlock" xmlns:w16se="http://schemas.microsoft.com/office/word/2015/wordml/symex" xmlns:wpg="http://schemas.microsoft.com/office/word/2010/wordprocessingGroup" xmlns:wpi="http://schemas.microsoft.com/office/word/2010/wordprocessingInk" xmlns:wne="http://schemas.microsoft.com/office/word/2006/wordml" xmlns:wps="http://schemas.microsoft.com/office/word/2010/wordprocessingShape" mc:Ignorable="w14 w15 w16se w16cid w16 w16cex w16sdtdh w16sdtfl w16du wp14">
+<w:document xmlns:wpc="http://schemas.microsoft.com/office/word/2010/wordprocessingCanvas" xmlns:cx="http://schemas.microsoft.com/office/drawing/2014/chartex" xmlns:cx1="http://schemas.microsoft.com/office/drawing/2015/9/8/chartex" xmlns:mc="http://schemas.openxmlformats.org/markup-compatibility/2006" xmlns:o="urn:schemas-microsoft-com:office:office" xmlns:r="http://schemas.openxmlformats.org/officeDocument/2006/relationships" xmlns:m="http://schemas.openxmlformats.org/officeDocument/2006/math" xmlns:v="urn:schemas-microsoft-com:vml" xmlns:wp14="http://schemas.microsoft.com/office/word/2010/wordprocessingDrawing" xmlns:wp="http://schemas.openxmlformats.org/drawingml/2006/wordprocessingDrawing" xmlns:w10="urn:schemas-microsoft-com:office:word" xmlns:w="http://schemas.openxmlformats.org/wordprocessingml/2006/main" xmlns:w14="http://schemas.microsoft.com/office/word/2010/wordml" xmlns:w15="http://schemas.microsoft.com/office/word/2012/wordml" xmlns:w16se="http://schemas.microsoft.com/office/word/2015/wordml/symex" xmlns:wpg="http://schemas.microsoft.com/office/word/2010/wordprocessingGroup" xmlns:wpi="http://schemas.microsoft.com/office/word/2010/wordprocessingInk" xmlns:wne="http://schemas.microsoft.com/office/word/2006/wordml" xmlns:wps="http://schemas.microsoft.com/office/word/2010/wordprocessingShape" mc:Ignorable="w14 w15 w16se wp14">
   <w:body>
     <w:tbl>
       <w:tblPr>
@@ -145,7 +145,21 @@
                 <w:i/>
                 <w:sz w:val="24"/>
               </w:rPr>
-              <w:t>Thành phố Hồ Chí Minh, ngày 17 tháng 7 năm 2026</w:t>
+              <w:t xml:space="preserve">Thành phố Hồ Chí Minh, ngày </w:t>
+            </w:r>
+            <w:r>
+              <w:rPr>
+                <w:i/>
+                <w:sz w:val="24"/>
+              </w:rPr>
+              <w:t>29</w:t>
+            </w:r>
+            <w:r>
+              <w:rPr>
+                <w:i/>
+                <w:sz w:val="24"/>
+              </w:rPr>
+              <w:t xml:space="preserve"> tháng 7 năm 2026</w:t>
             </w:r>
           </w:p>
         </w:tc>
@@ -199,7 +213,15 @@
         <w:jc w:val="both"/>
       </w:pPr>
       <w:r>
-        <w:t>- Thời gian: Từ 9 giờ 00 đến 11 giờ 00, ngày 17 tháng 7 năm 2026.</w:t>
+        <w:t xml:space="preserve">- Thời gian: Từ 9 giờ 00 đến 11 giờ 00, ngày </w:t>
+      </w:r>
+      <w:r>
+        <w:t>29</w:t>
+      </w:r>
+      <w:bookmarkStart w:id="0" w:name="_GoBack"/>
+      <w:bookmarkEnd w:id="0"/>
+      <w:r>
+        <w:t xml:space="preserve"> tháng 7 năm 2026.</w:t>
       </w:r>
     </w:p>
     <w:p>
@@ -330,6 +352,91 @@
       <w:r>
         <w:t>- Bà NGUYỄN THỊ THANH THÚY - Chủ tịch Hội đồng thành viên, Chủ tọa cuộc họp; sở hữu phần vốn góp 60.000.000 đồng, chiếm 60% vốn điều lệ hiện tại.</w:t>
       </w:r>
+      <w:r>
+        <w:t xml:space="preserve"> </w:t>
+      </w:r>
+      <w:r>
+        <w:rPr>
+          <w:rFonts w:cs="Times New Roman"/>
+          <w:szCs w:val="26"/>
+        </w:rPr>
+        <w:t xml:space="preserve">Số giấy chứng nhận góp vốn </w:t>
+      </w:r>
+      <w:r>
+        <w:rPr>
+          <w:rFonts w:cs="Times New Roman"/>
+          <w:b/>
+          <w:szCs w:val="26"/>
+        </w:rPr>
+        <w:t>0</w:t>
+      </w:r>
+      <w:r>
+        <w:rPr>
+          <w:rFonts w:cs="Times New Roman"/>
+          <w:b/>
+          <w:szCs w:val="26"/>
+        </w:rPr>
+        <w:t>1</w:t>
+      </w:r>
+      <w:r>
+        <w:rPr>
+          <w:rFonts w:cs="Times New Roman"/>
+          <w:b/>
+          <w:szCs w:val="26"/>
+        </w:rPr>
+        <w:t>/</w:t>
+      </w:r>
+      <w:r>
+        <w:rPr>
+          <w:rFonts w:cs="Times New Roman"/>
+          <w:b/>
+          <w:szCs w:val="26"/>
+        </w:rPr>
+        <w:t>CN</w:t>
+      </w:r>
+      <w:r>
+        <w:rPr>
+          <w:rFonts w:cs="Times New Roman"/>
+          <w:b/>
+          <w:szCs w:val="26"/>
+        </w:rPr>
+        <w:t>GV/2025</w:t>
+      </w:r>
+      <w:r>
+        <w:rPr>
+          <w:rFonts w:cs="Times New Roman"/>
+          <w:szCs w:val="26"/>
+        </w:rPr>
+        <w:t xml:space="preserve"> cấp ngày </w:t>
+      </w:r>
+      <w:r>
+        <w:rPr>
+          <w:rFonts w:cs="Times New Roman"/>
+          <w:szCs w:val="26"/>
+        </w:rPr>
+        <w:t>20</w:t>
+      </w:r>
+      <w:r>
+        <w:rPr>
+          <w:rFonts w:cs="Times New Roman"/>
+          <w:szCs w:val="26"/>
+        </w:rPr>
+        <w:t>/</w:t>
+      </w:r>
+      <w:r>
+        <w:rPr>
+          <w:rFonts w:cs="Times New Roman"/>
+          <w:szCs w:val="26"/>
+        </w:rPr>
+        <w:t>05</w:t>
+      </w:r>
+      <w:r>
+        <w:rPr>
+          <w:rFonts w:cs="Times New Roman"/>
+          <w:szCs w:val="26"/>
+        </w:rPr>
+        <w:t>/2025</w:t>
+      </w:r>
     </w:p>
     <w:p>
       <w:pPr>
@@ -339,6 +446,91 @@
       </w:pPr>
       <w:r>
         <w:t>- Ông TRẦN NGỌC HÙNG - Thành viên Hội đồng thành viên, đồng thời là Thư ký cuộc họp; sở hữu phần vốn góp 40.000.000 đồng, chiếm 40% vốn điều lệ hiện tại.</w:t>
+      </w:r>
+      <w:r>
+        <w:t xml:space="preserve"> </w:t>
+      </w:r>
+      <w:r>
+        <w:rPr>
+          <w:rFonts w:cs="Times New Roman"/>
+          <w:szCs w:val="26"/>
+        </w:rPr>
+        <w:t xml:space="preserve">Số giấy chứng nhận góp vốn </w:t>
+      </w:r>
+      <w:r>
+        <w:rPr>
+          <w:rFonts w:cs="Times New Roman"/>
+          <w:b/>
+          <w:szCs w:val="26"/>
+        </w:rPr>
+        <w:t>0</w:t>
+      </w:r>
+      <w:r>
+        <w:rPr>
+          <w:rFonts w:cs="Times New Roman"/>
+          <w:b/>
+          <w:szCs w:val="26"/>
+        </w:rPr>
+        <w:t>2</w:t>
+      </w:r>
+      <w:r>
+        <w:rPr>
+          <w:rFonts w:cs="Times New Roman"/>
+          <w:b/>
+          <w:szCs w:val="26"/>
+        </w:rPr>
+        <w:t>/</w:t>
+      </w:r>
+      <w:r>
+        <w:rPr>
+          <w:rFonts w:cs="Times New Roman"/>
+          <w:b/>
+          <w:szCs w:val="26"/>
+        </w:rPr>
+        <w:t>CN</w:t>
+      </w:r>
+      <w:r>
+        <w:rPr>
+          <w:rFonts w:cs="Times New Roman"/>
+          <w:b/>
+          <w:szCs w:val="26"/>
+        </w:rPr>
+        <w:t>GV/2025</w:t>
+      </w:r>
+      <w:r>
+        <w:rPr>
+          <w:rFonts w:cs="Times New Roman"/>
+          <w:szCs w:val="26"/>
+        </w:rPr>
+        <w:t xml:space="preserve"> cấp ngày </w:t>
+      </w:r>
+      <w:r>
+        <w:rPr>
+          <w:rFonts w:cs="Times New Roman"/>
+          <w:szCs w:val="26"/>
+        </w:rPr>
+        <w:t>20</w:t>
+      </w:r>
+      <w:r>
+        <w:rPr>
+          <w:rFonts w:cs="Times New Roman"/>
+          <w:szCs w:val="26"/>
+        </w:rPr>
+        <w:t>/</w:t>
+      </w:r>
+      <w:r>
+        <w:rPr>
+          <w:rFonts w:cs="Times New Roman"/>
+          <w:szCs w:val="26"/>
+        </w:rPr>
+        <w:t>05</w:t>
+      </w:r>
+      <w:r>
+        <w:rPr>
+          <w:rFonts w:cs="Times New Roman"/>
+          <w:szCs w:val="26"/>
+        </w:rPr>
+        <w:t>/2025</w:t>
       </w:r>
     </w:p>
     <w:p>
@@ -403,6 +595,7 @@
         <w:rPr>
           <w:b/>
         </w:rPr>
+        <w:lastRenderedPageBreak/>
         <w:t>b) Phương án góp thêm vốn của các thành viên:</w:t>
       </w:r>
     </w:p>
@@ -423,7 +616,6 @@
         <w:jc w:val="both"/>
       </w:pPr>
       <w:r>
-        <w:lastRenderedPageBreak/>
         <w:t>- Ông TRẦN NGỌC HÙNG góp thêm 40.000.000 đồng, nâng phần vốn góp từ 40.000.000 đồng lên 80.000.000 đồng, chiếm 32% vốn điều lệ sau khi tăng.</w:t>
       </w:r>
     </w:p>
@@ -1746,6 +1938,7 @@
         <w:jc w:val="both"/>
       </w:pPr>
       <w:r>
+        <w:lastRenderedPageBreak/>
         <w:t>- Tổng số phiếu biểu quyết hợp lệ: 02 phiếu, tương ứng 100% tổng số phiếu biểu quyết của thành viên dự họp;</w:t>
       </w:r>
     </w:p>
@@ -1766,7 +1959,6 @@
         <w:jc w:val="both"/>
       </w:pPr>
       <w:r>
-        <w:lastRenderedPageBreak/>
         <w:t>- Tỷ lệ tán thành: 02 phiếu, tương ứng 100% tổng số phiếu biểu quyết của thành viên dự họp;</w:t>
       </w:r>
     </w:p>
@@ -2253,7 +2445,7 @@
 </file>
 
 <file path=word/numbering.xml><?xml version="1.0" encoding="utf-8"?>
-<w:numbering xmlns:wpc="http://schemas.microsoft.com/office/word/2010/wordprocessingCanvas" xmlns:cx="http://schemas.microsoft.com/office/drawing/2014/chartex" xmlns:cx1="http://schemas.microsoft.com/office/drawing/2015/9/8/chartex" xmlns:cx2="http://schemas.microsoft.com/office/drawing/2015/10/21/chartex" xmlns:cx3="http://schemas.microsoft.com/office/drawing/2016/5/9/chartex" xmlns:cx4="http://schemas.microsoft.com/office/drawing/2016/5/10/chartex" xmlns:cx5="http://schemas.microsoft.com/office/drawing/2016/5/11/chartex" xmlns:cx6="http://schemas.microsoft.com/office/drawing/2016/5/12/chartex" xmlns:cx7="http://schemas.microsoft.com/office/drawing/2016/5/13/chartex" xmlns:cx8="http://schemas.microsoft.com/office/drawing/2016/5/14/chartex" xmlns:mc="http://schemas.openxmlformats.org/markup-compatibility/2006" xmlns:aink="http://schemas.microsoft.com/office/drawing/2016/ink" xmlns:am3d="http://schemas.microsoft.com/office/drawing/2017/model3d" xmlns:o="urn:schemas-microsoft-com:office:office" xmlns:oel="http://schemas.microsoft.com/office/2019/extlst" xmlns:r="http://schemas.openxmlformats.org/officeDocument/2006/relationships" xmlns:m="http://schemas.openxmlformats.org/officeDocument/2006/math" xmlns:v="urn:schemas-microsoft-com:vml" xmlns:wp14="http://schemas.microsoft.com/office/word/2010/wordprocessingDrawing" xmlns:wp="http://schemas.openxmlformats.org/drawingml/2006/wordprocessingDrawing" xmlns:w10="urn:schemas-microsoft-com:office:word" xmlns:w="http://schemas.openxmlformats.org/wordprocessingml/2006/main" xmlns:w14="http://schemas.microsoft.com/office/word/2010/wordml" xmlns:w15="http://schemas.microsoft.com/office/word/2012/wordml" xmlns:w16cex="http://schemas.microsoft.com/office/word/2018/wordml/cex" xmlns:w16cid="http://schemas.microsoft.com/office/word/2016/wordml/cid" xmlns:w16="http://schemas.microsoft.com/office/word/2018/wordml" xmlns:w16du="http://schemas.microsoft.com/office/word/2023/wordml/word16du" xmlns:w16sdtdh="http://schemas.microsoft.com/office/word/2020/wordml/sdtdatahash" xmlns:w16sdtfl="http://schemas.microsoft.com/office/word/2024/wordml/sdtformatlock" xmlns:w16se="http://schemas.microsoft.com/office/word/2015/wordml/symex" xmlns:wpg="http://schemas.microsoft.com/office/word/2010/wordprocessingGroup" xmlns:wpi="http://schemas.microsoft.com/office/word/2010/wordprocessingInk" xmlns:wne="http://schemas.microsoft.com/office/word/2006/wordml" xmlns:wps="http://schemas.microsoft.com/office/word/2010/wordprocessingShape" mc:Ignorable="w14 w15 w16se w16cid w16 w16cex w16sdtdh w16sdtfl w16du wp14">
+<w:numbering xmlns:wpc="http://schemas.microsoft.com/office/word/2010/wordprocessingCanvas" xmlns:cx="http://schemas.microsoft.com/office/drawing/2014/chartex" xmlns:cx1="http://schemas.microsoft.com/office/drawing/2015/9/8/chartex" xmlns:mc="http://schemas.openxmlformats.org/markup-compatibility/2006" xmlns:o="urn:schemas-microsoft-com:office:office" xmlns:r="http://schemas.openxmlformats.org/officeDocument/2006/relationships" xmlns:m="http://schemas.openxmlformats.org/officeDocument/2006/math" xmlns:v="urn:schemas-microsoft-com:vml" xmlns:wp14="http://schemas.microsoft.com/office/word/2010/wordprocessingDrawing" xmlns:wp="http://schemas.openxmlformats.org/drawingml/2006/wordprocessingDrawing" xmlns:w10="urn:schemas-microsoft-com:office:word" xmlns:w="http://schemas.openxmlformats.org/wordprocessingml/2006/main" xmlns:w14="http://schemas.microsoft.com/office/word/2010/wordml" xmlns:w15="http://schemas.microsoft.com/office/word/2012/wordml" xmlns:w16se="http://schemas.microsoft.com/office/word/2015/wordml/symex" xmlns:wpg="http://schemas.microsoft.com/office/word/2010/wordprocessingGroup" xmlns:wpi="http://schemas.microsoft.com/office/word/2010/wordprocessingInk" xmlns:wne="http://schemas.microsoft.com/office/word/2006/wordml" xmlns:wps="http://schemas.microsoft.com/office/word/2010/wordprocessingShape" mc:Ignorable="w14 w15 w16se wp14">
   <w:abstractNum w:abstractNumId="0" w15:restartNumberingAfterBreak="0">
     <w:nsid w:val="FFFFFF7C"/>
     <w:multiLevelType w:val="singleLevel"/>
@@ -2425,38 +2617,38 @@
       </w:rPr>
     </w:lvl>
   </w:abstractNum>
-  <w:num w:numId="1" w16cid:durableId="1331985543">
+  <w:num w:numId="1">
     <w:abstractNumId w:val="8"/>
   </w:num>
-  <w:num w:numId="2" w16cid:durableId="726493011">
+  <w:num w:numId="2">
     <w:abstractNumId w:val="6"/>
   </w:num>
-  <w:num w:numId="3" w16cid:durableId="2126919449">
+  <w:num w:numId="3">
     <w:abstractNumId w:val="5"/>
   </w:num>
-  <w:num w:numId="4" w16cid:durableId="350030386">
+  <w:num w:numId="4">
     <w:abstractNumId w:val="4"/>
   </w:num>
-  <w:num w:numId="5" w16cid:durableId="924998209">
+  <w:num w:numId="5">
     <w:abstractNumId w:val="7"/>
   </w:num>
-  <w:num w:numId="6" w16cid:durableId="367607230">
+  <w:num w:numId="6">
     <w:abstractNumId w:val="3"/>
   </w:num>
-  <w:num w:numId="7" w16cid:durableId="1154832919">
+  <w:num w:numId="7">
     <w:abstractNumId w:val="2"/>
   </w:num>
-  <w:num w:numId="8" w16cid:durableId="131019329">
+  <w:num w:numId="8">
     <w:abstractNumId w:val="1"/>
   </w:num>
-  <w:num w:numId="9" w16cid:durableId="163320047">
+  <w:num w:numId="9">
     <w:abstractNumId w:val="0"/>
   </w:num>
 </w:numbering>
 </file>
 
 <file path=word/styles.xml><?xml version="1.0" encoding="utf-8"?>
-<w:styles xmlns:mc="http://schemas.openxmlformats.org/markup-compatibility/2006" xmlns:r="http://schemas.openxmlformats.org/officeDocument/2006/relationships" xmlns:w="http://schemas.openxmlformats.org/wordprocessingml/2006/main" xmlns:w14="http://schemas.microsoft.com/office/word/2010/wordml" xmlns:w15="http://schemas.microsoft.com/office/word/2012/wordml" xmlns:w16cex="http://schemas.microsoft.com/office/word/2018/wordml/cex" xmlns:w16cid="http://schemas.microsoft.com/office/word/2016/wordml/cid" xmlns:w16="http://schemas.microsoft.com/office/word/2018/wordml" xmlns:w16du="http://schemas.microsoft.com/office/word/2023/wordml/word16du" xmlns:w16sdtdh="http://schemas.microsoft.com/office/word/2020/wordml/sdtdatahash" xmlns:w16sdtfl="http://schemas.microsoft.com/office/word/2024/wordml/sdtformatlock" xmlns:w16se="http://schemas.microsoft.com/office/word/2015/wordml/symex" mc:Ignorable="w14 w15 w16se w16cid w16 w16cex w16sdtdh w16sdtfl w16du">
+<w:styles xmlns:mc="http://schemas.openxmlformats.org/markup-compatibility/2006" xmlns:r="http://schemas.openxmlformats.org/officeDocument/2006/relationships" xmlns:w="http://schemas.openxmlformats.org/wordprocessingml/2006/main" xmlns:w14="http://schemas.microsoft.com/office/word/2010/wordml" xmlns:w15="http://schemas.microsoft.com/office/word/2012/wordml" xmlns:w16se="http://schemas.microsoft.com/office/word/2015/wordml/symex" mc:Ignorable="w14 w15 w16se">
   <w:docDefaults>
     <w:rPrDefault>
       <w:rPr>
@@ -2472,7 +2664,7 @@
       </w:pPr>
     </w:pPrDefault>
   </w:docDefaults>
-  <w:latentStyles w:defLockedState="0" w:defUIPriority="99" w:defSemiHidden="0" w:defUnhideWhenUsed="0" w:defQFormat="0" w:count="376">
+  <w:latentStyles w:defLockedState="0" w:defUIPriority="99" w:defSemiHidden="0" w:defUnhideWhenUsed="0" w:defQFormat="0" w:count="371">
     <w:lsdException w:name="Normal" w:uiPriority="0" w:qFormat="1"/>
     <w:lsdException w:name="heading 1" w:uiPriority="9" w:qFormat="1"/>
     <w:lsdException w:name="heading 2" w:semiHidden="1" w:uiPriority="9" w:unhideWhenUsed="1" w:qFormat="1"/>
@@ -2835,11 +3027,6 @@
     <w:lsdException w:name="List Table 5 Dark Accent 6" w:uiPriority="50"/>
     <w:lsdException w:name="List Table 6 Colorful Accent 6" w:uiPriority="51"/>
     <w:lsdException w:name="List Table 7 Colorful Accent 6" w:uiPriority="52"/>
-    <w:lsdException w:name="Mention" w:semiHidden="1" w:unhideWhenUsed="1"/>
-    <w:lsdException w:name="Smart Hyperlink" w:semiHidden="1" w:unhideWhenUsed="1"/>
-    <w:lsdException w:name="Hashtag" w:semiHidden="1" w:unhideWhenUsed="1"/>
-    <w:lsdException w:name="Unresolved Mention" w:semiHidden="1" w:unhideWhenUsed="1"/>
-    <w:lsdException w:name="Smart Link" w:semiHidden="1" w:unhideWhenUsed="1"/>
   </w:latentStyles>
   <w:style w:type="paragraph" w:default="1" w:styleId="Normal">
     <w:name w:val="Normal"/>
@@ -3064,6 +3251,7 @@
   <w:style w:type="character" w:default="1" w:styleId="DefaultParagraphFont">
     <w:name w:val="Default Paragraph Font"/>
     <w:uiPriority w:val="1"/>
+    <w:semiHidden/>
     <w:unhideWhenUsed/>
   </w:style>
   <w:style w:type="table" w:default="1" w:styleId="TableNormal">
@@ -14168,7 +14356,7 @@
 </file>
 
 <file path=customXml/itemProps1.xml><?xml version="1.0" encoding="utf-8"?>
-<ds:datastoreItem xmlns:ds="http://schemas.openxmlformats.org/officeDocument/2006/customXml" ds:itemID="{EF278816-EC6F-A645-907D-7F25AECB1D4A}">
+<ds:datastoreItem xmlns:ds="http://schemas.openxmlformats.org/officeDocument/2006/customXml" ds:itemID="{886574FF-8451-4215-ACEC-55F12537044D}">
   <ds:schemaRefs>
     <ds:schemaRef ds:uri="http://schemas.openxmlformats.org/officeDocument/2006/bibliography"/>
   </ds:schemaRefs>

--- a/CÔNG TY TNHH PHỤ KIỆN MỘC NĂM HÙNG/NamHung_TangVon/Bien_ban_hop_HDTV_OK.docx
+++ b/CÔNG TY TNHH PHỤ KIỆN MỘC NĂM HÙNG/NamHung_TangVon/Bien_ban_hop_HDTV_OK.docx
@@ -218,8 +218,6 @@
       <w:r>
         <w:t>29</w:t>
       </w:r>
-      <w:bookmarkStart w:id="0" w:name="_GoBack"/>
-      <w:bookmarkEnd w:id="0"/>
       <w:r>
         <w:t xml:space="preserve"> tháng 7 năm 2026.</w:t>
       </w:r>
@@ -400,7 +398,15 @@
           <w:b/>
           <w:szCs w:val="26"/>
         </w:rPr>
-        <w:t>GV/2025</w:t>
+        <w:t>GV/202</w:t>
+      </w:r>
+      <w:r>
+        <w:rPr>
+          <w:rFonts w:cs="Times New Roman"/>
+          <w:b/>
+          <w:szCs w:val="26"/>
+        </w:rPr>
+        <w:t>1</w:t>
       </w:r>
       <w:r>
         <w:rPr>
@@ -435,7 +441,14 @@
           <w:rFonts w:cs="Times New Roman"/>
           <w:szCs w:val="26"/>
         </w:rPr>
-        <w:t>/2025</w:t>
+        <w:t>/202</w:t>
+      </w:r>
+      <w:r>
+        <w:rPr>
+          <w:rFonts w:cs="Times New Roman"/>
+          <w:szCs w:val="26"/>
+        </w:rPr>
+        <w:t>1</w:t>
       </w:r>
     </w:p>
     <w:p>
@@ -495,8 +508,18 @@
           <w:b/>
           <w:szCs w:val="26"/>
         </w:rPr>
-        <w:t>GV/2025</w:t>
+        <w:t>GV/202</w:t>
       </w:r>
+      <w:r>
+        <w:rPr>
+          <w:rFonts w:cs="Times New Roman"/>
+          <w:b/>
+          <w:szCs w:val="26"/>
+        </w:rPr>
+        <w:t>1</w:t>
+      </w:r>
+      <w:bookmarkStart w:id="0" w:name="_GoBack"/>
+      <w:bookmarkEnd w:id="0"/>
       <w:r>
         <w:rPr>
           <w:rFonts w:cs="Times New Roman"/>
@@ -530,7 +553,14 @@
           <w:rFonts w:cs="Times New Roman"/>
           <w:szCs w:val="26"/>
         </w:rPr>
-        <w:t>/2025</w:t>
+        <w:t>/202</w:t>
+      </w:r>
+      <w:r>
+        <w:rPr>
+          <w:rFonts w:cs="Times New Roman"/>
+          <w:szCs w:val="26"/>
+        </w:rPr>
+        <w:t>1</w:t>
       </w:r>
     </w:p>
     <w:p>
@@ -14356,7 +14386,7 @@
 </file>
 
 <file path=customXml/itemProps1.xml><?xml version="1.0" encoding="utf-8"?>
-<ds:datastoreItem xmlns:ds="http://schemas.openxmlformats.org/officeDocument/2006/customXml" ds:itemID="{886574FF-8451-4215-ACEC-55F12537044D}">
+<ds:datastoreItem xmlns:ds="http://schemas.openxmlformats.org/officeDocument/2006/customXml" ds:itemID="{6659F585-83C5-40AF-9125-B55A0AD85434}">
   <ds:schemaRefs>
     <ds:schemaRef ds:uri="http://schemas.openxmlformats.org/officeDocument/2006/bibliography"/>
   </ds:schemaRefs>
